--- a/fanfic/ffn_upload/ch17.docx
+++ b/fanfic/ffn_upload/ch17.docx
@@ -193,7 +193,7 @@
         <w:t xml:space="preserve">“</w:t>
       </w:r>
       <w:r>
-        <w:t xml:space="preserve">She is a trained combatant who knows our fleet movements, our codes as of five months ago, and the habits of every officer in the 501st.</w:t>
+        <w:t xml:space="preserve">She is a trained combatant who knows our fleet movements, our codes as of four months ago, and the habits of every officer in the 501st.</w:t>
       </w:r>
       <w:r>
         <w:t xml:space="preserve">”</w:t>
@@ -1247,7 +1247,7 @@
         <w:t xml:space="preserve">“</w:t>
       </w:r>
       <w:r>
-        <w:t xml:space="preserve">Twice, in the infirmary. She’d hurt her shin pulling an inmate out of a chute. And there was the shoulder, from before.</w:t>
+        <w:t xml:space="preserve">Once, in the infirmary. She’d hurt her shin pulling an inmate out of a chute. And there was the shoulder, from before.</w:t>
       </w:r>
       <w:r>
         <w:t xml:space="preserve">”</w:t>
